--- a/docs/reference/TheDigitalCardBox System Design and Flowcharts.docx
+++ b/docs/reference/TheDigitalCardBox System Design and Flowcharts.docx
@@ -9905,6 +9905,19 @@
     <w:p>
       <w:r>
         <w:t xml:space="preserve">These are separate static deployment targets, not installed production databases or verified payment services. PostgreSQL and private storage remain environment-specific future work under ADR 0005 and DATA_MODEL.md; the server runtime choice in ADR 0001 stays open. ADR 0006 and planning/ENVIRONMENTS.md record the pipeline, solo release steps and rollback procedure.</w:t>
+      </w:r>
+    </w:p>
+    <w:p>
+      <w:pPr>
+        <w:pStyle w:val="Heading2"/>
+      </w:pPr>
+      <w:r>
+        <w:t>21 October 2026 DEV review extension</w:t>
+      </w:r>
+    </w:p>
+    <w:p>
+      <w:r>
+        <w:t>The isolated feature DEV preview now shares event/card operations through a Cloudflare SQLite Durable Object adapter, while local Node SQLite remains available. QR codes encode the published UI guest URL and are decoded in cross-browser tests. Cookie-owned seven-day host review workspaces and a separate secret-protected operator replace publicly shared hosted test passwords. Managed production identity, PostgreSQL, backups and production retention remain open. No money movement or TEST/PROD promotion is introduced. ADR 0009 and docs/specs/CARD_MEDIA.md hold the current contract.</w:t>
       </w:r>
     </w:p>
     <w:sectPr>

--- a/docs/reference/TheDigitalCardBox System Design and Flowcharts.docx
+++ b/docs/reference/TheDigitalCardBox System Design and Flowcharts.docx
@@ -9918,6 +9918,19 @@
     <w:p>
       <w:r>
         <w:t>The isolated feature DEV preview now shares event/card operations through a Cloudflare SQLite Durable Object adapter, while local Node SQLite remains available. QR codes encode the published UI guest URL and are decoded in cross-browser tests. Cookie-owned seven-day host review workspaces and a separate secret-protected operator replace publicly shared hosted test passwords. Managed production identity, PostgreSQL, backups and production retention remain open. No money movement or TEST/PROD promotion is introduced. ADR 0009 and docs/specs/CARD_MEDIA.md hold the current contract.</w:t>
+      </w:r>
+    </w:p>
+    <w:p>
+      <w:pPr>
+        <w:pStyle w:val="Heading2"/>
+      </w:pPr>
+      <w:r>
+        <w:t>22 October 2026 freely licensed animations</w:t>
+      </w:r>
+    </w:p>
+    <w:p>
+      <w:r>
+        <w:t>On 22 October, the owner selected a free retained animation catalog instead of a paid GIF API or custom provider agreement. The app now includes 120 Google Fonts Animated Noto Emoji assets licensed under CC BY 4.0, plus the prior 24 items. Files and posters are hosted with the app; card records keep stable allowlisted IDs. Source/license/modification notices and hashes are retained. CardVault and book data archives embed the actual selected media bytes and credits. No new remote media endpoint, API key or database migration is required. See docs/specs/CARD_MEDIA.md.</w:t>
       </w:r>
     </w:p>
     <w:sectPr>
